--- a/resume/roles/data-engineer/Archit_Agrawal_Data_Engineer.docx
+++ b/resume/roles/data-engineer/Archit_Agrawal_Data_Engineer.docx
@@ -29,7 +29,7 @@
           <w:szCs w:val="17"/>
           <w:color w:val="111111"/>
         </w:rPr>
-        <w:t xml:space="preserve">Phoenix, AZ</w:t>
+        <w:t xml:space="preserve">San Francisco Bay Area</w:t>
       </w:r>
       <w:r>
         <w:rPr>
@@ -432,7 +432,7 @@
           <w:b/>
           <w:color w:val="111111"/>
         </w:rPr>
-        <w:t xml:space="preserve">07/2025 - 05/2026</w:t>
+        <w:t xml:space="preserve">07/2025 - 06/2026</w:t>
       </w:r>
     </w:p>
     <w:p>
@@ -1094,7 +1094,7 @@
           <w:szCs w:val="18"/>
           <w:color w:val="111111"/>
         </w:rPr>
-        <w:t xml:space="preserve">Reverse-engineered an undocumented utility portal into a read-only TypeScript MCP server with Zod-validated tool schemas, normalized meter data and typed errors an agent can act on.</w:t>
+        <w:t xml:space="preserve">Built a Python MCP server on FastMCP that logs into an undocumented utility portal and gives AI agents 7 tools and 4 analysis prompts for billing, usage, payments and outages, with a one-click setup wizard.</w:t>
       </w:r>
     </w:p>
     <w:p>

--- a/resume/roles/data-engineer/Archit_Agrawal_Data_Engineer.docx
+++ b/resume/roles/data-engineer/Archit_Agrawal_Data_Engineer.docx
@@ -779,7 +779,7 @@
           <w:i/>
           <w:color w:val="111111"/>
         </w:rPr>
-        <w:t xml:space="preserve">Software Engineer | Intern Jan–Jun 2022; engineer Jun 2022–Jul 2023</w:t>
+        <w:t xml:space="preserve">Software Engineer</w:t>
       </w:r>
       <w:r>
         <w:tab/>

--- a/resume/roles/data-engineer/Archit_Agrawal_Data_Engineer.docx
+++ b/resume/roles/data-engineer/Archit_Agrawal_Data_Engineer.docx
@@ -10,8 +10,8 @@
       <w:r>
         <w:rPr>
           <w:rFonts w:ascii="Lato" w:hAnsi="Lato" w:cs="Lato"/>
-          <w:sz w:val="30"/>
-          <w:szCs w:val="30"/>
+          <w:sz w:val="36"/>
+          <w:szCs w:val="36"/>
           <w:color w:val="111111"/>
         </w:rPr>
         <w:t xml:space="preserve">ARCHIT AGRAWAL</w:t>
@@ -132,26 +132,7 @@
         <w:pBdr>
           <w:bottom w:val="single" w:sz="4" w:space="1" w:color="999999"/>
         </w:pBdr>
-        <w:spacing w:before="140" w:after="40" w:line="240" w:lineRule="auto"/>
-      </w:pPr>
-      <w:r>
-        <w:rPr>
-          <w:rFonts w:ascii="Lato" w:hAnsi="Lato" w:cs="Lato"/>
-          <w:sz w:val="23"/>
-          <w:szCs w:val="23"/>
-          <w:b/>
-          <w:color w:val="111111"/>
-        </w:rPr>
-        <w:t xml:space="preserve">PROFESSIONAL EXPERIENCE</w:t>
-      </w:r>
-    </w:p>
-    <w:p>
-      <w:pPr>
-        <w:keepNext/>
-        <w:tabs>
-          <w:tab w:val="right" w:pos="10656"/>
-        </w:tabs>
-        <w:spacing w:before="80" w:after="0" w:line="240" w:lineRule="auto"/>
+        <w:spacing w:before="120" w:after="40" w:line="240" w:lineRule="auto"/>
       </w:pPr>
       <w:r>
         <w:rPr>
@@ -161,6 +142,25 @@
           <w:b/>
           <w:color w:val="111111"/>
         </w:rPr>
+        <w:t xml:space="preserve">PROFESSIONAL EXPERIENCE</w:t>
+      </w:r>
+    </w:p>
+    <w:p>
+      <w:pPr>
+        <w:keepNext/>
+        <w:tabs>
+          <w:tab w:val="right" w:pos="10656"/>
+        </w:tabs>
+        <w:spacing w:before="60" w:after="0" w:line="248" w:lineRule="exact"/>
+      </w:pPr>
+      <w:r>
+        <w:rPr>
+          <w:rFonts w:ascii="Lato" w:hAnsi="Lato" w:cs="Lato"/>
+          <w:sz w:val="21"/>
+          <w:szCs w:val="21"/>
+          <w:b/>
+          <w:color w:val="111111"/>
+        </w:rPr>
         <w:t xml:space="preserve">EdPlus, Arizona State University</w:t>
       </w:r>
       <w:r>
@@ -169,8 +169,8 @@
       <w:r>
         <w:rPr>
           <w:rFonts w:ascii="Lato" w:hAnsi="Lato" w:cs="Lato"/>
-          <w:sz w:val="22"/>
-          <w:szCs w:val="22"/>
+          <w:sz w:val="21"/>
+          <w:szCs w:val="21"/>
           <w:b/>
           <w:color w:val="111111"/>
         </w:rPr>
@@ -183,13 +183,13 @@
         <w:tabs>
           <w:tab w:val="right" w:pos="10656"/>
         </w:tabs>
-        <w:spacing w:before="0" w:after="10" w:line="240" w:lineRule="auto"/>
-      </w:pPr>
-      <w:r>
-        <w:rPr>
-          <w:rFonts w:ascii="Lato" w:hAnsi="Lato" w:cs="Lato"/>
-          <w:sz w:val="22"/>
-          <w:szCs w:val="22"/>
+        <w:spacing w:before="0" w:after="10" w:line="248" w:lineRule="exact"/>
+      </w:pPr>
+      <w:r>
+        <w:rPr>
+          <w:rFonts w:ascii="Lato" w:hAnsi="Lato" w:cs="Lato"/>
+          <w:sz w:val="21"/>
+          <w:szCs w:val="21"/>
           <w:i/>
           <w:color w:val="111111"/>
         </w:rPr>
@@ -201,8 +201,8 @@
       <w:r>
         <w:rPr>
           <w:rFonts w:ascii="Lato" w:hAnsi="Lato" w:cs="Lato"/>
-          <w:sz w:val="22"/>
-          <w:szCs w:val="22"/>
+          <w:sz w:val="21"/>
+          <w:szCs w:val="21"/>
           <w:i/>
           <w:color w:val="111111"/>
         </w:rPr>
@@ -211,14 +211,14 @@
     </w:p>
     <w:p>
       <w:pPr>
-        <w:spacing w:before="0" w:after="10" w:line="240" w:lineRule="auto"/>
+        <w:spacing w:before="0" w:after="10" w:line="248" w:lineRule="exact"/>
         <w:ind w:left="200" w:hanging="200"/>
       </w:pPr>
       <w:r>
         <w:rPr>
           <w:rFonts w:ascii="Lato" w:hAnsi="Lato" w:cs="Lato"/>
-          <w:sz w:val="22"/>
-          <w:szCs w:val="22"/>
+          <w:sz w:val="21"/>
+          <w:szCs w:val="21"/>
           <w:color w:val="111111"/>
         </w:rPr>
         <w:t xml:space="preserve">•</w:t>
@@ -226,8 +226,8 @@
       <w:r>
         <w:rPr>
           <w:rFonts w:ascii="Lato" w:hAnsi="Lato" w:cs="Lato"/>
-          <w:sz w:val="22"/>
-          <w:szCs w:val="22"/>
+          <w:sz w:val="21"/>
+          <w:szCs w:val="21"/>
           <w:color w:val="111111"/>
         </w:rPr>
         <w:t xml:space="preserve">  </w:t>
@@ -235,8 +235,8 @@
       <w:r>
         <w:rPr>
           <w:rFonts w:ascii="Lato" w:hAnsi="Lato" w:cs="Lato"/>
-          <w:sz w:val="22"/>
-          <w:szCs w:val="22"/>
+          <w:sz w:val="21"/>
+          <w:szCs w:val="21"/>
           <w:color w:val="111111"/>
         </w:rPr>
         <w:t xml:space="preserve">Designed S3 storage with compact fact tables and Lance payloads, queried through DuckDB for full-text and vector search.</w:t>
@@ -244,14 +244,14 @@
     </w:p>
     <w:p>
       <w:pPr>
-        <w:spacing w:before="0" w:after="10" w:line="240" w:lineRule="auto"/>
+        <w:spacing w:before="0" w:after="10" w:line="248" w:lineRule="exact"/>
         <w:ind w:left="200" w:hanging="200"/>
       </w:pPr>
       <w:r>
         <w:rPr>
           <w:rFonts w:ascii="Lato" w:hAnsi="Lato" w:cs="Lato"/>
-          <w:sz w:val="22"/>
-          <w:szCs w:val="22"/>
+          <w:sz w:val="21"/>
+          <w:szCs w:val="21"/>
           <w:color w:val="111111"/>
         </w:rPr>
         <w:t xml:space="preserve">•</w:t>
@@ -259,8 +259,8 @@
       <w:r>
         <w:rPr>
           <w:rFonts w:ascii="Lato" w:hAnsi="Lato" w:cs="Lato"/>
-          <w:sz w:val="22"/>
-          <w:szCs w:val="22"/>
+          <w:sz w:val="21"/>
+          <w:szCs w:val="21"/>
           <w:color w:val="111111"/>
         </w:rPr>
         <w:t xml:space="preserve">  </w:t>
@@ -268,8 +268,8 @@
       <w:r>
         <w:rPr>
           <w:rFonts w:ascii="Lato" w:hAnsi="Lato" w:cs="Lato"/>
-          <w:sz w:val="22"/>
-          <w:szCs w:val="22"/>
+          <w:sz w:val="21"/>
+          <w:szCs w:val="21"/>
           <w:color w:val="111111"/>
         </w:rPr>
         <w:t xml:space="preserve">Parallelized data labeling across 64 AWS Step Functions lanes, with a failure circuit breaker to detect incomplete runs.</w:t>
@@ -277,14 +277,14 @@
     </w:p>
     <w:p>
       <w:pPr>
-        <w:spacing w:before="0" w:after="10" w:line="240" w:lineRule="auto"/>
+        <w:spacing w:before="0" w:after="10" w:line="248" w:lineRule="exact"/>
         <w:ind w:left="200" w:hanging="200"/>
       </w:pPr>
       <w:r>
         <w:rPr>
           <w:rFonts w:ascii="Lato" w:hAnsi="Lato" w:cs="Lato"/>
-          <w:sz w:val="22"/>
-          <w:szCs w:val="22"/>
+          <w:sz w:val="21"/>
+          <w:szCs w:val="21"/>
           <w:color w:val="111111"/>
         </w:rPr>
         <w:t xml:space="preserve">•</w:t>
@@ -292,8 +292,8 @@
       <w:r>
         <w:rPr>
           <w:rFonts w:ascii="Lato" w:hAnsi="Lato" w:cs="Lato"/>
-          <w:sz w:val="22"/>
-          <w:szCs w:val="22"/>
+          <w:sz w:val="21"/>
+          <w:szCs w:val="21"/>
           <w:color w:val="111111"/>
         </w:rPr>
         <w:t xml:space="preserve">  </w:t>
@@ -301,8 +301,8 @@
       <w:r>
         <w:rPr>
           <w:rFonts w:ascii="Lato" w:hAnsi="Lato" w:cs="Lato"/>
-          <w:sz w:val="22"/>
-          <w:szCs w:val="22"/>
+          <w:sz w:val="21"/>
+          <w:szCs w:val="21"/>
           <w:color w:val="111111"/>
         </w:rPr>
         <w:t xml:space="preserve">Prevented mislabeled and dropped records with schema-constrained output and row correlation checks in the data-processing pipeline.</w:t>
@@ -310,14 +310,14 @@
     </w:p>
     <w:p>
       <w:pPr>
-        <w:spacing w:before="0" w:after="10" w:line="240" w:lineRule="auto"/>
+        <w:spacing w:before="0" w:after="10" w:line="248" w:lineRule="exact"/>
         <w:ind w:left="200" w:hanging="200"/>
       </w:pPr>
       <w:r>
         <w:rPr>
           <w:rFonts w:ascii="Lato" w:hAnsi="Lato" w:cs="Lato"/>
-          <w:sz w:val="22"/>
-          <w:szCs w:val="22"/>
+          <w:sz w:val="21"/>
+          <w:szCs w:val="21"/>
           <w:color w:val="111111"/>
         </w:rPr>
         <w:t xml:space="preserve">•</w:t>
@@ -325,8 +325,8 @@
       <w:r>
         <w:rPr>
           <w:rFonts w:ascii="Lato" w:hAnsi="Lato" w:cs="Lato"/>
-          <w:sz w:val="22"/>
-          <w:szCs w:val="22"/>
+          <w:sz w:val="21"/>
+          <w:szCs w:val="21"/>
           <w:color w:val="111111"/>
         </w:rPr>
         <w:t xml:space="preserve">  </w:t>
@@ -334,8 +334,8 @@
       <w:r>
         <w:rPr>
           <w:rFonts w:ascii="Lato" w:hAnsi="Lato" w:cs="Lato"/>
-          <w:sz w:val="22"/>
-          <w:szCs w:val="22"/>
+          <w:sz w:val="21"/>
+          <w:szCs w:val="21"/>
           <w:color w:val="111111"/>
         </w:rPr>
         <w:t xml:space="preserve">Reduced publishing time from 19 minutes to 109 seconds for a 51,280-respondent survey; an independent raw-data audit matched all evaluated figures.</w:t>
@@ -347,13 +347,13 @@
         <w:tabs>
           <w:tab w:val="right" w:pos="10656"/>
         </w:tabs>
-        <w:spacing w:before="80" w:after="0" w:line="240" w:lineRule="auto"/>
-      </w:pPr>
-      <w:r>
-        <w:rPr>
-          <w:rFonts w:ascii="Lato" w:hAnsi="Lato" w:cs="Lato"/>
-          <w:sz w:val="22"/>
-          <w:szCs w:val="22"/>
+        <w:spacing w:before="60" w:after="0" w:line="248" w:lineRule="exact"/>
+      </w:pPr>
+      <w:r>
+        <w:rPr>
+          <w:rFonts w:ascii="Lato" w:hAnsi="Lato" w:cs="Lato"/>
+          <w:sz w:val="21"/>
+          <w:szCs w:val="21"/>
           <w:b/>
           <w:color w:val="111111"/>
         </w:rPr>
@@ -365,8 +365,8 @@
       <w:r>
         <w:rPr>
           <w:rFonts w:ascii="Lato" w:hAnsi="Lato" w:cs="Lato"/>
-          <w:sz w:val="22"/>
-          <w:szCs w:val="22"/>
+          <w:sz w:val="21"/>
+          <w:szCs w:val="21"/>
           <w:b/>
           <w:color w:val="111111"/>
         </w:rPr>
@@ -379,13 +379,13 @@
         <w:tabs>
           <w:tab w:val="right" w:pos="10656"/>
         </w:tabs>
-        <w:spacing w:before="0" w:after="10" w:line="240" w:lineRule="auto"/>
-      </w:pPr>
-      <w:r>
-        <w:rPr>
-          <w:rFonts w:ascii="Lato" w:hAnsi="Lato" w:cs="Lato"/>
-          <w:sz w:val="22"/>
-          <w:szCs w:val="22"/>
+        <w:spacing w:before="0" w:after="10" w:line="248" w:lineRule="exact"/>
+      </w:pPr>
+      <w:r>
+        <w:rPr>
+          <w:rFonts w:ascii="Lato" w:hAnsi="Lato" w:cs="Lato"/>
+          <w:sz w:val="21"/>
+          <w:szCs w:val="21"/>
           <w:i/>
           <w:color w:val="111111"/>
         </w:rPr>
@@ -397,8 +397,8 @@
       <w:r>
         <w:rPr>
           <w:rFonts w:ascii="Lato" w:hAnsi="Lato" w:cs="Lato"/>
-          <w:sz w:val="22"/>
-          <w:szCs w:val="22"/>
+          <w:sz w:val="21"/>
+          <w:szCs w:val="21"/>
           <w:i/>
           <w:color w:val="111111"/>
         </w:rPr>
@@ -407,14 +407,14 @@
     </w:p>
     <w:p>
       <w:pPr>
-        <w:spacing w:before="0" w:after="10" w:line="240" w:lineRule="auto"/>
+        <w:spacing w:before="0" w:after="10" w:line="248" w:lineRule="exact"/>
         <w:ind w:left="200" w:hanging="200"/>
       </w:pPr>
       <w:r>
         <w:rPr>
           <w:rFonts w:ascii="Lato" w:hAnsi="Lato" w:cs="Lato"/>
-          <w:sz w:val="22"/>
-          <w:szCs w:val="22"/>
+          <w:sz w:val="21"/>
+          <w:szCs w:val="21"/>
           <w:color w:val="111111"/>
         </w:rPr>
         <w:t xml:space="preserve">•</w:t>
@@ -422,8 +422,8 @@
       <w:r>
         <w:rPr>
           <w:rFonts w:ascii="Lato" w:hAnsi="Lato" w:cs="Lato"/>
-          <w:sz w:val="22"/>
-          <w:szCs w:val="22"/>
+          <w:sz w:val="21"/>
+          <w:szCs w:val="21"/>
           <w:color w:val="111111"/>
         </w:rPr>
         <w:t xml:space="preserve">  </w:t>
@@ -431,8 +431,8 @@
       <w:r>
         <w:rPr>
           <w:rFonts w:ascii="Lato" w:hAnsi="Lato" w:cs="Lato"/>
-          <w:sz w:val="22"/>
-          <w:szCs w:val="22"/>
+          <w:sz w:val="21"/>
+          <w:szCs w:val="21"/>
           <w:color w:val="111111"/>
         </w:rPr>
         <w:t xml:space="preserve">Scaled ingestion to 70,000+ records daily from 650+ venues using Playwright, transactional locking and entity resolution.</w:t>
@@ -440,14 +440,14 @@
     </w:p>
     <w:p>
       <w:pPr>
-        <w:spacing w:before="0" w:after="10" w:line="240" w:lineRule="auto"/>
+        <w:spacing w:before="0" w:after="10" w:line="248" w:lineRule="exact"/>
         <w:ind w:left="200" w:hanging="200"/>
       </w:pPr>
       <w:r>
         <w:rPr>
           <w:rFonts w:ascii="Lato" w:hAnsi="Lato" w:cs="Lato"/>
-          <w:sz w:val="22"/>
-          <w:szCs w:val="22"/>
+          <w:sz w:val="21"/>
+          <w:szCs w:val="21"/>
           <w:color w:val="111111"/>
         </w:rPr>
         <w:t xml:space="preserve">•</w:t>
@@ -455,8 +455,8 @@
       <w:r>
         <w:rPr>
           <w:rFonts w:ascii="Lato" w:hAnsi="Lato" w:cs="Lato"/>
-          <w:sz w:val="22"/>
-          <w:szCs w:val="22"/>
+          <w:sz w:val="21"/>
+          <w:szCs w:val="21"/>
           <w:color w:val="111111"/>
         </w:rPr>
         <w:t xml:space="preserve">  </w:t>
@@ -464,8 +464,8 @@
       <w:r>
         <w:rPr>
           <w:rFonts w:ascii="Lato" w:hAnsi="Lato" w:cs="Lato"/>
-          <w:sz w:val="22"/>
-          <w:szCs w:val="22"/>
+          <w:sz w:val="21"/>
+          <w:szCs w:val="21"/>
           <w:color w:val="111111"/>
         </w:rPr>
         <w:t xml:space="preserve">Made ingestion retries safe with deterministic task IDs and atomic create-if-absent writes, preventing duplicate jobs from overwriting in-flight work.</w:t>
@@ -477,13 +477,13 @@
         <w:tabs>
           <w:tab w:val="right" w:pos="10656"/>
         </w:tabs>
-        <w:spacing w:before="80" w:after="0" w:line="240" w:lineRule="auto"/>
-      </w:pPr>
-      <w:r>
-        <w:rPr>
-          <w:rFonts w:ascii="Lato" w:hAnsi="Lato" w:cs="Lato"/>
-          <w:sz w:val="22"/>
-          <w:szCs w:val="22"/>
+        <w:spacing w:before="60" w:after="0" w:line="248" w:lineRule="exact"/>
+      </w:pPr>
+      <w:r>
+        <w:rPr>
+          <w:rFonts w:ascii="Lato" w:hAnsi="Lato" w:cs="Lato"/>
+          <w:sz w:val="21"/>
+          <w:szCs w:val="21"/>
           <w:b/>
           <w:color w:val="111111"/>
         </w:rPr>
@@ -495,8 +495,8 @@
       <w:r>
         <w:rPr>
           <w:rFonts w:ascii="Lato" w:hAnsi="Lato" w:cs="Lato"/>
-          <w:sz w:val="22"/>
-          <w:szCs w:val="22"/>
+          <w:sz w:val="21"/>
+          <w:szCs w:val="21"/>
           <w:b/>
           <w:color w:val="111111"/>
         </w:rPr>
@@ -509,13 +509,13 @@
         <w:tabs>
           <w:tab w:val="right" w:pos="10656"/>
         </w:tabs>
-        <w:spacing w:before="0" w:after="10" w:line="240" w:lineRule="auto"/>
-      </w:pPr>
-      <w:r>
-        <w:rPr>
-          <w:rFonts w:ascii="Lato" w:hAnsi="Lato" w:cs="Lato"/>
-          <w:sz w:val="22"/>
-          <w:szCs w:val="22"/>
+        <w:spacing w:before="0" w:after="10" w:line="248" w:lineRule="exact"/>
+      </w:pPr>
+      <w:r>
+        <w:rPr>
+          <w:rFonts w:ascii="Lato" w:hAnsi="Lato" w:cs="Lato"/>
+          <w:sz w:val="21"/>
+          <w:szCs w:val="21"/>
           <w:i/>
           <w:color w:val="111111"/>
         </w:rPr>
@@ -527,8 +527,8 @@
       <w:r>
         <w:rPr>
           <w:rFonts w:ascii="Lato" w:hAnsi="Lato" w:cs="Lato"/>
-          <w:sz w:val="22"/>
-          <w:szCs w:val="22"/>
+          <w:sz w:val="21"/>
+          <w:szCs w:val="21"/>
           <w:i/>
           <w:color w:val="111111"/>
         </w:rPr>
@@ -537,14 +537,14 @@
     </w:p>
     <w:p>
       <w:pPr>
-        <w:spacing w:before="0" w:after="10" w:line="240" w:lineRule="auto"/>
+        <w:spacing w:before="0" w:after="10" w:line="248" w:lineRule="exact"/>
         <w:ind w:left="200" w:hanging="200"/>
       </w:pPr>
       <w:r>
         <w:rPr>
           <w:rFonts w:ascii="Lato" w:hAnsi="Lato" w:cs="Lato"/>
-          <w:sz w:val="22"/>
-          <w:szCs w:val="22"/>
+          <w:sz w:val="21"/>
+          <w:szCs w:val="21"/>
           <w:color w:val="111111"/>
         </w:rPr>
         <w:t xml:space="preserve">•</w:t>
@@ -552,8 +552,8 @@
       <w:r>
         <w:rPr>
           <w:rFonts w:ascii="Lato" w:hAnsi="Lato" w:cs="Lato"/>
-          <w:sz w:val="22"/>
-          <w:szCs w:val="22"/>
+          <w:sz w:val="21"/>
+          <w:szCs w:val="21"/>
           <w:color w:val="111111"/>
         </w:rPr>
         <w:t xml:space="preserve">  </w:t>
@@ -561,8 +561,8 @@
       <w:r>
         <w:rPr>
           <w:rFonts w:ascii="Lato" w:hAnsi="Lato" w:cs="Lato"/>
-          <w:sz w:val="22"/>
-          <w:szCs w:val="22"/>
+          <w:sz w:val="21"/>
+          <w:szCs w:val="21"/>
           <w:color w:val="111111"/>
         </w:rPr>
         <w:t xml:space="preserve">Implemented tenant isolation in retrieval services and configuration-based onboarding for additional colleges.</w:t>
@@ -574,13 +574,13 @@
         <w:tabs>
           <w:tab w:val="right" w:pos="10656"/>
         </w:tabs>
-        <w:spacing w:before="80" w:after="0" w:line="240" w:lineRule="auto"/>
-      </w:pPr>
-      <w:r>
-        <w:rPr>
-          <w:rFonts w:ascii="Lato" w:hAnsi="Lato" w:cs="Lato"/>
-          <w:sz w:val="22"/>
-          <w:szCs w:val="22"/>
+        <w:spacing w:before="60" w:after="0" w:line="248" w:lineRule="exact"/>
+      </w:pPr>
+      <w:r>
+        <w:rPr>
+          <w:rFonts w:ascii="Lato" w:hAnsi="Lato" w:cs="Lato"/>
+          <w:sz w:val="21"/>
+          <w:szCs w:val="21"/>
           <w:b/>
           <w:color w:val="111111"/>
         </w:rPr>
@@ -592,8 +592,8 @@
       <w:r>
         <w:rPr>
           <w:rFonts w:ascii="Lato" w:hAnsi="Lato" w:cs="Lato"/>
-          <w:sz w:val="22"/>
-          <w:szCs w:val="22"/>
+          <w:sz w:val="21"/>
+          <w:szCs w:val="21"/>
           <w:b/>
           <w:color w:val="111111"/>
         </w:rPr>
@@ -606,13 +606,13 @@
         <w:tabs>
           <w:tab w:val="right" w:pos="10656"/>
         </w:tabs>
-        <w:spacing w:before="0" w:after="10" w:line="240" w:lineRule="auto"/>
-      </w:pPr>
-      <w:r>
-        <w:rPr>
-          <w:rFonts w:ascii="Lato" w:hAnsi="Lato" w:cs="Lato"/>
-          <w:sz w:val="22"/>
-          <w:szCs w:val="22"/>
+        <w:spacing w:before="0" w:after="10" w:line="248" w:lineRule="exact"/>
+      </w:pPr>
+      <w:r>
+        <w:rPr>
+          <w:rFonts w:ascii="Lato" w:hAnsi="Lato" w:cs="Lato"/>
+          <w:sz w:val="21"/>
+          <w:szCs w:val="21"/>
           <w:i/>
           <w:color w:val="111111"/>
         </w:rPr>
@@ -624,8 +624,8 @@
       <w:r>
         <w:rPr>
           <w:rFonts w:ascii="Lato" w:hAnsi="Lato" w:cs="Lato"/>
-          <w:sz w:val="22"/>
-          <w:szCs w:val="22"/>
+          <w:sz w:val="21"/>
+          <w:szCs w:val="21"/>
           <w:i/>
           <w:color w:val="111111"/>
         </w:rPr>
@@ -634,14 +634,14 @@
     </w:p>
     <w:p>
       <w:pPr>
-        <w:spacing w:before="0" w:after="10" w:line="240" w:lineRule="auto"/>
+        <w:spacing w:before="0" w:after="10" w:line="248" w:lineRule="exact"/>
         <w:ind w:left="200" w:hanging="200"/>
       </w:pPr>
       <w:r>
         <w:rPr>
           <w:rFonts w:ascii="Lato" w:hAnsi="Lato" w:cs="Lato"/>
-          <w:sz w:val="22"/>
-          <w:szCs w:val="22"/>
+          <w:sz w:val="21"/>
+          <w:szCs w:val="21"/>
           <w:color w:val="111111"/>
         </w:rPr>
         <w:t xml:space="preserve">•</w:t>
@@ -649,8 +649,8 @@
       <w:r>
         <w:rPr>
           <w:rFonts w:ascii="Lato" w:hAnsi="Lato" w:cs="Lato"/>
-          <w:sz w:val="22"/>
-          <w:szCs w:val="22"/>
+          <w:sz w:val="21"/>
+          <w:szCs w:val="21"/>
           <w:color w:val="111111"/>
         </w:rPr>
         <w:t xml:space="preserve">  </w:t>
@@ -658,8 +658,8 @@
       <w:r>
         <w:rPr>
           <w:rFonts w:ascii="Lato" w:hAnsi="Lato" w:cs="Lato"/>
-          <w:sz w:val="22"/>
-          <w:szCs w:val="22"/>
+          <w:sz w:val="21"/>
+          <w:szCs w:val="21"/>
           <w:color w:val="111111"/>
         </w:rPr>
         <w:t xml:space="preserve">Built 20+ REST APIs in .NET 8 and an ETL pipeline ingesting 10,000+ researcher profiles daily into PostgreSQL.</w:t>
@@ -667,14 +667,14 @@
     </w:p>
     <w:p>
       <w:pPr>
-        <w:spacing w:before="0" w:after="10" w:line="240" w:lineRule="auto"/>
+        <w:spacing w:before="0" w:after="10" w:line="248" w:lineRule="exact"/>
         <w:ind w:left="200" w:hanging="200"/>
       </w:pPr>
       <w:r>
         <w:rPr>
           <w:rFonts w:ascii="Lato" w:hAnsi="Lato" w:cs="Lato"/>
-          <w:sz w:val="22"/>
-          <w:szCs w:val="22"/>
+          <w:sz w:val="21"/>
+          <w:szCs w:val="21"/>
           <w:color w:val="111111"/>
         </w:rPr>
         <w:t xml:space="preserve">•</w:t>
@@ -682,8 +682,8 @@
       <w:r>
         <w:rPr>
           <w:rFonts w:ascii="Lato" w:hAnsi="Lato" w:cs="Lato"/>
-          <w:sz w:val="22"/>
-          <w:szCs w:val="22"/>
+          <w:sz w:val="21"/>
+          <w:szCs w:val="21"/>
           <w:color w:val="111111"/>
         </w:rPr>
         <w:t xml:space="preserve">  </w:t>
@@ -691,8 +691,8 @@
       <w:r>
         <w:rPr>
           <w:rFonts w:ascii="Lato" w:hAnsi="Lato" w:cs="Lato"/>
-          <w:sz w:val="22"/>
-          <w:szCs w:val="22"/>
+          <w:sz w:val="21"/>
+          <w:szCs w:val="21"/>
           <w:color w:val="111111"/>
         </w:rPr>
         <w:t xml:space="preserve">Made ETL reruns idempotent through natural-key upserts, preventing duplicate records after partial failures.</w:t>
@@ -700,14 +700,14 @@
     </w:p>
     <w:p>
       <w:pPr>
-        <w:spacing w:before="0" w:after="10" w:line="240" w:lineRule="auto"/>
+        <w:spacing w:before="0" w:after="10" w:line="248" w:lineRule="exact"/>
         <w:ind w:left="200" w:hanging="200"/>
       </w:pPr>
       <w:r>
         <w:rPr>
           <w:rFonts w:ascii="Lato" w:hAnsi="Lato" w:cs="Lato"/>
-          <w:sz w:val="22"/>
-          <w:szCs w:val="22"/>
+          <w:sz w:val="21"/>
+          <w:szCs w:val="21"/>
           <w:color w:val="111111"/>
         </w:rPr>
         <w:t xml:space="preserve">•</w:t>
@@ -715,8 +715,8 @@
       <w:r>
         <w:rPr>
           <w:rFonts w:ascii="Lato" w:hAnsi="Lato" w:cs="Lato"/>
-          <w:sz w:val="22"/>
-          <w:szCs w:val="22"/>
+          <w:sz w:val="21"/>
+          <w:szCs w:val="21"/>
           <w:color w:val="111111"/>
         </w:rPr>
         <w:t xml:space="preserve">  </w:t>
@@ -724,8 +724,8 @@
       <w:r>
         <w:rPr>
           <w:rFonts w:ascii="Lato" w:hAnsi="Lato" w:cs="Lato"/>
-          <w:sz w:val="22"/>
-          <w:szCs w:val="22"/>
+          <w:sz w:val="21"/>
+          <w:szCs w:val="21"/>
           <w:color w:val="111111"/>
         </w:rPr>
         <w:t xml:space="preserve">Enforced uniqueness, not-null and range constraints in PostgreSQL to reject invalid records during ingestion.</w:t>
@@ -737,13 +737,13 @@
         <w:tabs>
           <w:tab w:val="right" w:pos="10656"/>
         </w:tabs>
-        <w:spacing w:before="80" w:after="0" w:line="240" w:lineRule="auto"/>
-      </w:pPr>
-      <w:r>
-        <w:rPr>
-          <w:rFonts w:ascii="Lato" w:hAnsi="Lato" w:cs="Lato"/>
-          <w:sz w:val="22"/>
-          <w:szCs w:val="22"/>
+        <w:spacing w:before="60" w:after="0" w:line="248" w:lineRule="exact"/>
+      </w:pPr>
+      <w:r>
+        <w:rPr>
+          <w:rFonts w:ascii="Lato" w:hAnsi="Lato" w:cs="Lato"/>
+          <w:sz w:val="21"/>
+          <w:szCs w:val="21"/>
           <w:b/>
           <w:color w:val="111111"/>
         </w:rPr>
@@ -755,8 +755,8 @@
       <w:r>
         <w:rPr>
           <w:rFonts w:ascii="Lato" w:hAnsi="Lato" w:cs="Lato"/>
-          <w:sz w:val="22"/>
-          <w:szCs w:val="22"/>
+          <w:sz w:val="21"/>
+          <w:szCs w:val="21"/>
           <w:b/>
           <w:color w:val="111111"/>
         </w:rPr>
@@ -769,13 +769,13 @@
         <w:tabs>
           <w:tab w:val="right" w:pos="10656"/>
         </w:tabs>
-        <w:spacing w:before="0" w:after="10" w:line="240" w:lineRule="auto"/>
-      </w:pPr>
-      <w:r>
-        <w:rPr>
-          <w:rFonts w:ascii="Lato" w:hAnsi="Lato" w:cs="Lato"/>
-          <w:sz w:val="22"/>
-          <w:szCs w:val="22"/>
+        <w:spacing w:before="0" w:after="10" w:line="248" w:lineRule="exact"/>
+      </w:pPr>
+      <w:r>
+        <w:rPr>
+          <w:rFonts w:ascii="Lato" w:hAnsi="Lato" w:cs="Lato"/>
+          <w:sz w:val="21"/>
+          <w:szCs w:val="21"/>
           <w:i/>
           <w:color w:val="111111"/>
         </w:rPr>
@@ -787,8 +787,8 @@
       <w:r>
         <w:rPr>
           <w:rFonts w:ascii="Lato" w:hAnsi="Lato" w:cs="Lato"/>
-          <w:sz w:val="22"/>
-          <w:szCs w:val="22"/>
+          <w:sz w:val="21"/>
+          <w:szCs w:val="21"/>
           <w:i/>
           <w:color w:val="111111"/>
         </w:rPr>
@@ -797,14 +797,14 @@
     </w:p>
     <w:p>
       <w:pPr>
-        <w:spacing w:before="0" w:after="10" w:line="240" w:lineRule="auto"/>
+        <w:spacing w:before="0" w:after="10" w:line="248" w:lineRule="exact"/>
         <w:ind w:left="200" w:hanging="200"/>
       </w:pPr>
       <w:r>
         <w:rPr>
           <w:rFonts w:ascii="Lato" w:hAnsi="Lato" w:cs="Lato"/>
-          <w:sz w:val="22"/>
-          <w:szCs w:val="22"/>
+          <w:sz w:val="21"/>
+          <w:szCs w:val="21"/>
           <w:color w:val="111111"/>
         </w:rPr>
         <w:t xml:space="preserve">•</w:t>
@@ -812,8 +812,8 @@
       <w:r>
         <w:rPr>
           <w:rFonts w:ascii="Lato" w:hAnsi="Lato" w:cs="Lato"/>
-          <w:sz w:val="22"/>
-          <w:szCs w:val="22"/>
+          <w:sz w:val="21"/>
+          <w:szCs w:val="21"/>
           <w:color w:val="111111"/>
         </w:rPr>
         <w:t xml:space="preserve">  </w:t>
@@ -821,8 +821,8 @@
       <w:r>
         <w:rPr>
           <w:rFonts w:ascii="Lato" w:hAnsi="Lato" w:cs="Lato"/>
-          <w:sz w:val="22"/>
-          <w:szCs w:val="22"/>
+          <w:sz w:val="21"/>
+          <w:szCs w:val="21"/>
           <w:color w:val="111111"/>
         </w:rPr>
         <w:t xml:space="preserve">Migrated a C#/.NET monolith to Dockerized Kubernetes microservices, reducing infrastructure cost 20% and resource footprint 35%.</w:t>
@@ -834,26 +834,7 @@
         <w:pBdr>
           <w:bottom w:val="single" w:sz="4" w:space="1" w:color="999999"/>
         </w:pBdr>
-        <w:spacing w:before="140" w:after="40" w:line="240" w:lineRule="auto"/>
-      </w:pPr>
-      <w:r>
-        <w:rPr>
-          <w:rFonts w:ascii="Lato" w:hAnsi="Lato" w:cs="Lato"/>
-          <w:sz w:val="23"/>
-          <w:szCs w:val="23"/>
-          <w:b/>
-          <w:color w:val="111111"/>
-        </w:rPr>
-        <w:t xml:space="preserve">PROJECTS</w:t>
-      </w:r>
-    </w:p>
-    <w:p>
-      <w:pPr>
-        <w:keepNext/>
-        <w:tabs>
-          <w:tab w:val="right" w:pos="10656"/>
-        </w:tabs>
-        <w:spacing w:before="80" w:after="0" w:line="240" w:lineRule="auto"/>
+        <w:spacing w:before="120" w:after="40" w:line="240" w:lineRule="auto"/>
       </w:pPr>
       <w:r>
         <w:rPr>
@@ -863,6 +844,25 @@
           <w:b/>
           <w:color w:val="111111"/>
         </w:rPr>
+        <w:t xml:space="preserve">PROJECTS</w:t>
+      </w:r>
+    </w:p>
+    <w:p>
+      <w:pPr>
+        <w:keepNext/>
+        <w:tabs>
+          <w:tab w:val="right" w:pos="10656"/>
+        </w:tabs>
+        <w:spacing w:before="60" w:after="0" w:line="248" w:lineRule="exact"/>
+      </w:pPr>
+      <w:r>
+        <w:rPr>
+          <w:rFonts w:ascii="Lato" w:hAnsi="Lato" w:cs="Lato"/>
+          <w:sz w:val="21"/>
+          <w:szCs w:val="21"/>
+          <w:b/>
+          <w:color w:val="111111"/>
+        </w:rPr>
         <w:t xml:space="preserve">Image Recognition as a Service</w:t>
       </w:r>
       <w:r>
@@ -871,8 +871,8 @@
       <w:r>
         <w:rPr>
           <w:rFonts w:ascii="Lato" w:hAnsi="Lato" w:cs="Lato"/>
-          <w:sz w:val="22"/>
-          <w:szCs w:val="22"/>
+          <w:sz w:val="21"/>
+          <w:szCs w:val="21"/>
           <w:b/>
           <w:color w:val="111111"/>
         </w:rPr>
@@ -881,14 +881,14 @@
     </w:p>
     <w:p>
       <w:pPr>
-        <w:spacing w:before="0" w:after="10" w:line="240" w:lineRule="auto"/>
+        <w:spacing w:before="0" w:after="10" w:line="248" w:lineRule="exact"/>
         <w:ind w:left="200" w:hanging="200"/>
       </w:pPr>
       <w:r>
         <w:rPr>
           <w:rFonts w:ascii="Lato" w:hAnsi="Lato" w:cs="Lato"/>
-          <w:sz w:val="22"/>
-          <w:szCs w:val="22"/>
+          <w:sz w:val="21"/>
+          <w:szCs w:val="21"/>
           <w:color w:val="111111"/>
         </w:rPr>
         <w:t xml:space="preserve">•</w:t>
@@ -896,8 +896,8 @@
       <w:r>
         <w:rPr>
           <w:rFonts w:ascii="Lato" w:hAnsi="Lato" w:cs="Lato"/>
-          <w:sz w:val="22"/>
-          <w:szCs w:val="22"/>
+          <w:sz w:val="21"/>
+          <w:szCs w:val="21"/>
           <w:color w:val="111111"/>
         </w:rPr>
         <w:t xml:space="preserve">  </w:t>
@@ -905,8 +905,8 @@
       <w:r>
         <w:rPr>
           <w:rFonts w:ascii="Lato" w:hAnsi="Lato" w:cs="Lato"/>
-          <w:sz w:val="22"/>
-          <w:szCs w:val="22"/>
+          <w:sz w:val="21"/>
+          <w:szCs w:val="21"/>
           <w:color w:val="111111"/>
         </w:rPr>
         <w:t xml:space="preserve">Built an AWS EC2/SQS image-processing service with queue-based scaling, asynchronous results and idempotent workers for safe message retries.</w:t>
@@ -918,22 +918,7 @@
         <w:pBdr>
           <w:bottom w:val="single" w:sz="4" w:space="1" w:color="999999"/>
         </w:pBdr>
-        <w:spacing w:before="140" w:after="40" w:line="240" w:lineRule="auto"/>
-      </w:pPr>
-      <w:r>
-        <w:rPr>
-          <w:rFonts w:ascii="Lato" w:hAnsi="Lato" w:cs="Lato"/>
-          <w:sz w:val="23"/>
-          <w:szCs w:val="23"/>
-          <w:b/>
-          <w:color w:val="111111"/>
-        </w:rPr>
-        <w:t xml:space="preserve">TECHNICAL SKILLS</w:t>
-      </w:r>
-    </w:p>
-    <w:p>
-      <w:pPr>
-        <w:spacing w:before="0" w:after="10" w:line="240" w:lineRule="auto"/>
+        <w:spacing w:before="120" w:after="40" w:line="240" w:lineRule="auto"/>
       </w:pPr>
       <w:r>
         <w:rPr>
@@ -943,13 +928,28 @@
           <w:b/>
           <w:color w:val="111111"/>
         </w:rPr>
+        <w:t xml:space="preserve">TECHNICAL SKILLS</w:t>
+      </w:r>
+    </w:p>
+    <w:p>
+      <w:pPr>
+        <w:spacing w:before="0" w:after="10" w:line="248" w:lineRule="exact"/>
+      </w:pPr>
+      <w:r>
+        <w:rPr>
+          <w:rFonts w:ascii="Lato" w:hAnsi="Lato" w:cs="Lato"/>
+          <w:sz w:val="21"/>
+          <w:szCs w:val="21"/>
+          <w:b/>
+          <w:color w:val="111111"/>
+        </w:rPr>
         <w:t xml:space="preserve">Languages &amp; Storage: </w:t>
       </w:r>
       <w:r>
         <w:rPr>
           <w:rFonts w:ascii="Lato" w:hAnsi="Lato" w:cs="Lato"/>
-          <w:sz w:val="22"/>
-          <w:szCs w:val="22"/>
+          <w:sz w:val="21"/>
+          <w:szCs w:val="21"/>
           <w:color w:val="111111"/>
         </w:rPr>
         <w:t xml:space="preserve">Python, SQL, TypeScript, PostgreSQL, DuckDB, S3, Lance, Redis</w:t>
@@ -957,13 +957,13 @@
     </w:p>
     <w:p>
       <w:pPr>
-        <w:spacing w:before="0" w:after="10" w:line="240" w:lineRule="auto"/>
-      </w:pPr>
-      <w:r>
-        <w:rPr>
-          <w:rFonts w:ascii="Lato" w:hAnsi="Lato" w:cs="Lato"/>
-          <w:sz w:val="22"/>
-          <w:szCs w:val="22"/>
+        <w:spacing w:before="0" w:after="10" w:line="248" w:lineRule="exact"/>
+      </w:pPr>
+      <w:r>
+        <w:rPr>
+          <w:rFonts w:ascii="Lato" w:hAnsi="Lato" w:cs="Lato"/>
+          <w:sz w:val="21"/>
+          <w:szCs w:val="21"/>
           <w:b/>
           <w:color w:val="111111"/>
         </w:rPr>
@@ -972,8 +972,8 @@
       <w:r>
         <w:rPr>
           <w:rFonts w:ascii="Lato" w:hAnsi="Lato" w:cs="Lato"/>
-          <w:sz w:val="22"/>
-          <w:szCs w:val="22"/>
+          <w:sz w:val="21"/>
+          <w:szCs w:val="21"/>
           <w:color w:val="111111"/>
         </w:rPr>
         <w:t xml:space="preserve">ETL, Step Functions, Lambda, GCP Cloud Run, FastAPI</w:t>
@@ -981,13 +981,13 @@
     </w:p>
     <w:p>
       <w:pPr>
-        <w:spacing w:before="0" w:after="10" w:line="240" w:lineRule="auto"/>
-      </w:pPr>
-      <w:r>
-        <w:rPr>
-          <w:rFonts w:ascii="Lato" w:hAnsi="Lato" w:cs="Lato"/>
-          <w:sz w:val="22"/>
-          <w:szCs w:val="22"/>
+        <w:spacing w:before="0" w:after="10" w:line="248" w:lineRule="exact"/>
+      </w:pPr>
+      <w:r>
+        <w:rPr>
+          <w:rFonts w:ascii="Lato" w:hAnsi="Lato" w:cs="Lato"/>
+          <w:sz w:val="21"/>
+          <w:szCs w:val="21"/>
           <w:b/>
           <w:color w:val="111111"/>
         </w:rPr>
@@ -996,8 +996,8 @@
       <w:r>
         <w:rPr>
           <w:rFonts w:ascii="Lato" w:hAnsi="Lato" w:cs="Lato"/>
-          <w:sz w:val="22"/>
-          <w:szCs w:val="22"/>
+          <w:sz w:val="21"/>
+          <w:szCs w:val="21"/>
           <w:color w:val="111111"/>
         </w:rPr>
         <w:t xml:space="preserve">Data validation, idempotent processing, Docker, Kubernetes, CI/CD, pytest</w:t>
@@ -1009,26 +1009,7 @@
         <w:pBdr>
           <w:bottom w:val="single" w:sz="4" w:space="1" w:color="999999"/>
         </w:pBdr>
-        <w:spacing w:before="140" w:after="40" w:line="240" w:lineRule="auto"/>
-      </w:pPr>
-      <w:r>
-        <w:rPr>
-          <w:rFonts w:ascii="Lato" w:hAnsi="Lato" w:cs="Lato"/>
-          <w:sz w:val="23"/>
-          <w:szCs w:val="23"/>
-          <w:b/>
-          <w:color w:val="111111"/>
-        </w:rPr>
-        <w:t xml:space="preserve">EDUCATION</w:t>
-      </w:r>
-    </w:p>
-    <w:p>
-      <w:pPr>
-        <w:keepNext/>
-        <w:tabs>
-          <w:tab w:val="right" w:pos="10656"/>
-        </w:tabs>
-        <w:spacing w:before="80" w:after="0" w:line="240" w:lineRule="auto"/>
+        <w:spacing w:before="120" w:after="40" w:line="240" w:lineRule="auto"/>
       </w:pPr>
       <w:r>
         <w:rPr>
@@ -1038,6 +1019,25 @@
           <w:b/>
           <w:color w:val="111111"/>
         </w:rPr>
+        <w:t xml:space="preserve">EDUCATION</w:t>
+      </w:r>
+    </w:p>
+    <w:p>
+      <w:pPr>
+        <w:keepNext/>
+        <w:tabs>
+          <w:tab w:val="right" w:pos="10656"/>
+        </w:tabs>
+        <w:spacing w:before="60" w:after="0" w:line="248" w:lineRule="exact"/>
+      </w:pPr>
+      <w:r>
+        <w:rPr>
+          <w:rFonts w:ascii="Lato" w:hAnsi="Lato" w:cs="Lato"/>
+          <w:sz w:val="21"/>
+          <w:szCs w:val="21"/>
+          <w:b/>
+          <w:color w:val="111111"/>
+        </w:rPr>
         <w:t xml:space="preserve">Arizona State University (ASU)</w:t>
       </w:r>
       <w:r>
@@ -1046,8 +1046,8 @@
       <w:r>
         <w:rPr>
           <w:rFonts w:ascii="Lato" w:hAnsi="Lato" w:cs="Lato"/>
-          <w:sz w:val="22"/>
-          <w:szCs w:val="22"/>
+          <w:sz w:val="21"/>
+          <w:szCs w:val="21"/>
           <w:b/>
           <w:color w:val="111111"/>
         </w:rPr>
@@ -1059,13 +1059,13 @@
         <w:tabs>
           <w:tab w:val="right" w:pos="10656"/>
         </w:tabs>
-        <w:spacing w:before="0" w:after="10" w:line="240" w:lineRule="auto"/>
-      </w:pPr>
-      <w:r>
-        <w:rPr>
-          <w:rFonts w:ascii="Lato" w:hAnsi="Lato" w:cs="Lato"/>
-          <w:sz w:val="22"/>
-          <w:szCs w:val="22"/>
+        <w:spacing w:before="0" w:after="10" w:line="248" w:lineRule="exact"/>
+      </w:pPr>
+      <w:r>
+        <w:rPr>
+          <w:rFonts w:ascii="Lato" w:hAnsi="Lato" w:cs="Lato"/>
+          <w:sz w:val="21"/>
+          <w:szCs w:val="21"/>
           <w:i/>
           <w:color w:val="111111"/>
         </w:rPr>
@@ -1077,8 +1077,8 @@
       <w:r>
         <w:rPr>
           <w:rFonts w:ascii="Lato" w:hAnsi="Lato" w:cs="Lato"/>
-          <w:sz w:val="22"/>
-          <w:szCs w:val="22"/>
+          <w:sz w:val="21"/>
+          <w:szCs w:val="21"/>
           <w:i/>
           <w:color w:val="111111"/>
         </w:rPr>
@@ -1091,13 +1091,13 @@
         <w:tabs>
           <w:tab w:val="right" w:pos="10656"/>
         </w:tabs>
-        <w:spacing w:before="80" w:after="0" w:line="240" w:lineRule="auto"/>
-      </w:pPr>
-      <w:r>
-        <w:rPr>
-          <w:rFonts w:ascii="Lato" w:hAnsi="Lato" w:cs="Lato"/>
-          <w:sz w:val="22"/>
-          <w:szCs w:val="22"/>
+        <w:spacing w:before="60" w:after="0" w:line="248" w:lineRule="exact"/>
+      </w:pPr>
+      <w:r>
+        <w:rPr>
+          <w:rFonts w:ascii="Lato" w:hAnsi="Lato" w:cs="Lato"/>
+          <w:sz w:val="21"/>
+          <w:szCs w:val="21"/>
           <w:b/>
           <w:color w:val="111111"/>
         </w:rPr>
@@ -1109,8 +1109,8 @@
       <w:r>
         <w:rPr>
           <w:rFonts w:ascii="Lato" w:hAnsi="Lato" w:cs="Lato"/>
-          <w:sz w:val="22"/>
-          <w:szCs w:val="22"/>
+          <w:sz w:val="21"/>
+          <w:szCs w:val="21"/>
           <w:b/>
           <w:color w:val="111111"/>
         </w:rPr>
@@ -1122,13 +1122,13 @@
         <w:tabs>
           <w:tab w:val="right" w:pos="10656"/>
         </w:tabs>
-        <w:spacing w:before="0" w:after="10" w:line="240" w:lineRule="auto"/>
-      </w:pPr>
-      <w:r>
-        <w:rPr>
-          <w:rFonts w:ascii="Lato" w:hAnsi="Lato" w:cs="Lato"/>
-          <w:sz w:val="22"/>
-          <w:szCs w:val="22"/>
+        <w:spacing w:before="0" w:after="10" w:line="248" w:lineRule="exact"/>
+      </w:pPr>
+      <w:r>
+        <w:rPr>
+          <w:rFonts w:ascii="Lato" w:hAnsi="Lato" w:cs="Lato"/>
+          <w:sz w:val="21"/>
+          <w:szCs w:val="21"/>
           <w:i/>
           <w:color w:val="111111"/>
         </w:rPr>
@@ -1140,8 +1140,8 @@
       <w:r>
         <w:rPr>
           <w:rFonts w:ascii="Lato" w:hAnsi="Lato" w:cs="Lato"/>
-          <w:sz w:val="22"/>
-          <w:szCs w:val="22"/>
+          <w:sz w:val="21"/>
+          <w:szCs w:val="21"/>
           <w:i/>
           <w:color w:val="111111"/>
         </w:rPr>

--- a/resume/roles/data-engineer/Archit_Agrawal_Data_Engineer.docx
+++ b/resume/roles/data-engineer/Archit_Agrawal_Data_Engineer.docx
@@ -305,7 +305,7 @@
           <w:szCs w:val="21"/>
           <w:color w:val="111111"/>
         </w:rPr>
-        <w:t xml:space="preserve">Prevented mislabeled and dropped records with schema-constrained output and row correlation checks in the data-processing pipeline.</w:t>
+        <w:t xml:space="preserve">Reached 100% join integrity on repeat runs with schema-constrained LLM output and per-row IDs; the prior pipeline silently mislabeled 1 in 8 rows.</w:t>
       </w:r>
     </w:p>
     <w:p>
@@ -570,6 +570,39 @@
     </w:p>
     <w:p>
       <w:pPr>
+        <w:spacing w:before="0" w:after="10" w:line="248" w:lineRule="exact"/>
+        <w:ind w:left="200" w:hanging="200"/>
+      </w:pPr>
+      <w:r>
+        <w:rPr>
+          <w:rFonts w:ascii="Lato" w:hAnsi="Lato" w:cs="Lato"/>
+          <w:sz w:val="21"/>
+          <w:szCs w:val="21"/>
+          <w:color w:val="111111"/>
+        </w:rPr>
+        <w:t xml:space="preserve">•</w:t>
+      </w:r>
+      <w:r>
+        <w:rPr>
+          <w:rFonts w:ascii="Lato" w:hAnsi="Lato" w:cs="Lato"/>
+          <w:sz w:val="21"/>
+          <w:szCs w:val="21"/>
+          <w:color w:val="111111"/>
+        </w:rPr>
+        <w:t xml:space="preserve">  </w:t>
+      </w:r>
+      <w:r>
+        <w:rPr>
+          <w:rFonts w:ascii="Lato" w:hAnsi="Lato" w:cs="Lato"/>
+          <w:sz w:val="21"/>
+          <w:szCs w:val="21"/>
+          <w:color w:val="111111"/>
+        </w:rPr>
+        <w:t xml:space="preserve">Reduced transcript-analysis time from four hours to 15 minutes using a Neo4j knowledge graph and validated Cypher queries.</w:t>
+      </w:r>
+    </w:p>
+    <w:p>
+      <w:pPr>
         <w:keepNext/>
         <w:tabs>
           <w:tab w:val="right" w:pos="10656"/>
@@ -826,6 +859,39 @@
           <w:color w:val="111111"/>
         </w:rPr>
         <w:t xml:space="preserve">Migrated a C#/.NET monolith to Dockerized Kubernetes microservices, reducing infrastructure cost 20% and resource footprint 35%.</w:t>
+      </w:r>
+    </w:p>
+    <w:p>
+      <w:pPr>
+        <w:spacing w:before="0" w:after="10" w:line="248" w:lineRule="exact"/>
+        <w:ind w:left="200" w:hanging="200"/>
+      </w:pPr>
+      <w:r>
+        <w:rPr>
+          <w:rFonts w:ascii="Lato" w:hAnsi="Lato" w:cs="Lato"/>
+          <w:sz w:val="21"/>
+          <w:szCs w:val="21"/>
+          <w:color w:val="111111"/>
+        </w:rPr>
+        <w:t xml:space="preserve">•</w:t>
+      </w:r>
+      <w:r>
+        <w:rPr>
+          <w:rFonts w:ascii="Lato" w:hAnsi="Lato" w:cs="Lato"/>
+          <w:sz w:val="21"/>
+          <w:szCs w:val="21"/>
+          <w:color w:val="111111"/>
+        </w:rPr>
+        <w:t xml:space="preserve">  </w:t>
+      </w:r>
+      <w:r>
+        <w:rPr>
+          <w:rFonts w:ascii="Lato" w:hAnsi="Lato" w:cs="Lato"/>
+          <w:sz w:val="21"/>
+          <w:szCs w:val="21"/>
+          <w:color w:val="111111"/>
+        </w:rPr>
+        <w:t xml:space="preserve">Improved student-listing performance 30% with pagination and S3 asset delivery; reduced class-detail latency 10% through SQL query rewrites.</w:t>
       </w:r>
     </w:p>
     <w:p>
@@ -1082,7 +1148,7 @@
           <w:i/>
           <w:color w:val="111111"/>
         </w:rPr>
-        <w:t xml:space="preserve">Tempe, AZ, USA</w:t>
+        <w:t xml:space="preserve">Tempe, AZ</w:t>
       </w:r>
     </w:p>
     <w:p>
@@ -1145,7 +1211,7 @@
           <w:i/>
           <w:color w:val="111111"/>
         </w:rPr>
-        <w:t xml:space="preserve">India</w:t>
+        <w:t xml:space="preserve">Gandhinagar, India</w:t>
       </w:r>
     </w:p>
     <w:sectPr>

--- a/resume/roles/data-engineer/Archit_Agrawal_Data_Engineer.docx
+++ b/resume/roles/data-engineer/Archit_Agrawal_Data_Engineer.docx
@@ -370,7 +370,7 @@
           <w:b/>
           <w:color w:val="111111"/>
         </w:rPr>
-        <w:t xml:space="preserve">07/2025 - 06/2026</w:t>
+        <w:t xml:space="preserve">03/2025 - 06/2026</w:t>
       </w:r>
     </w:p>
     <w:p>

--- a/resume/roles/data-engineer/Archit_Agrawal_Data_Engineer.docx
+++ b/resume/roles/data-engineer/Archit_Agrawal_Data_Engineer.docx
@@ -239,7 +239,7 @@
           <w:szCs w:val="21"/>
           <w:color w:val="111111"/>
         </w:rPr>
-        <w:t xml:space="preserve">Designed S3 storage with compact fact tables and Lance payloads, queried through DuckDB for full-text and vector search.</w:t>
+        <w:t xml:space="preserve">Designed a serverless data lake on S3: a narrow fact table plus Lance payloads queried in-process by DuckDB, so new datasets union without a migration.</w:t>
       </w:r>
     </w:p>
     <w:p>
@@ -272,7 +272,7 @@
           <w:szCs w:val="21"/>
           <w:color w:val="111111"/>
         </w:rPr>
-        <w:t xml:space="preserve">Parallelized data labeling across 64 AWS Step Functions lanes, with a failure circuit breaker to detect incomplete runs.</w:t>
+        <w:t xml:space="preserve">Built schema-inferring ingestion for any table shape, from crosstabs to weighted surveys and UTF-16 files, emitting each decision as a JSON recipe that replays exactly.</w:t>
       </w:r>
     </w:p>
     <w:p>
@@ -305,7 +305,7 @@
           <w:szCs w:val="21"/>
           <w:color w:val="111111"/>
         </w:rPr>
-        <w:t xml:space="preserve">Reached 100% join integrity on repeat runs with schema-constrained LLM output and per-row IDs; the prior pipeline silently mislabeled 1 in 8 rows.</w:t>
+        <w:t xml:space="preserve">Traced silent row loss in Step Functions runs that reported success and fixed it with partitioned writes and fan-in across 64 parallel lanes.</w:t>
       </w:r>
     </w:p>
     <w:p>
@@ -338,7 +338,7 @@
           <w:szCs w:val="21"/>
           <w:color w:val="111111"/>
         </w:rPr>
-        <w:t xml:space="preserve">Reduced publishing time from 19 minutes to 109 seconds for a 51,280-respondent survey; an independent raw-data audit matched all evaluated figures.</w:t>
+        <w:t xml:space="preserve">Tracked data lineage with four typed relations (relabel, recode, wave, wave_recoded), so a second labeling pass can never pose as a trend.</w:t>
       </w:r>
     </w:p>
     <w:p>
@@ -473,6 +473,39 @@
     </w:p>
     <w:p>
       <w:pPr>
+        <w:spacing w:before="0" w:after="10" w:line="248" w:lineRule="exact"/>
+        <w:ind w:left="200" w:hanging="200"/>
+      </w:pPr>
+      <w:r>
+        <w:rPr>
+          <w:rFonts w:ascii="Lato" w:hAnsi="Lato" w:cs="Lato"/>
+          <w:sz w:val="21"/>
+          <w:szCs w:val="21"/>
+          <w:color w:val="111111"/>
+        </w:rPr>
+        <w:t xml:space="preserve">•</w:t>
+      </w:r>
+      <w:r>
+        <w:rPr>
+          <w:rFonts w:ascii="Lato" w:hAnsi="Lato" w:cs="Lato"/>
+          <w:sz w:val="21"/>
+          <w:szCs w:val="21"/>
+          <w:color w:val="111111"/>
+        </w:rPr>
+        <w:t xml:space="preserve">  </w:t>
+      </w:r>
+      <w:r>
+        <w:rPr>
+          <w:rFonts w:ascii="Lato" w:hAnsi="Lato" w:cs="Lato"/>
+          <w:sz w:val="21"/>
+          <w:szCs w:val="21"/>
+          <w:color w:val="111111"/>
+        </w:rPr>
+        <w:t xml:space="preserve">Built a Cloud Scheduler reprocessing loop that refreshes the most-stale sources first, tracking reprocess time and count per entity.</w:t>
+      </w:r>
+    </w:p>
+    <w:p>
+      <w:pPr>
         <w:keepNext/>
         <w:tabs>
           <w:tab w:val="right" w:pos="10656"/>
@@ -565,7 +598,71 @@
           <w:szCs w:val="21"/>
           <w:color w:val="111111"/>
         </w:rPr>
-        <w:t xml:space="preserve">Implemented tenant isolation in retrieval services and configuration-based onboarding for additional colleges.</w:t>
+        <w:t xml:space="preserve">Reduced transcript-analysis time from four hours to 15 minutes using a Neo4j knowledge graph and validated Cypher queries.</w:t>
+      </w:r>
+    </w:p>
+    <w:p>
+      <w:pPr>
+        <w:keepNext/>
+        <w:tabs>
+          <w:tab w:val="right" w:pos="10656"/>
+        </w:tabs>
+        <w:spacing w:before="60" w:after="0" w:line="248" w:lineRule="exact"/>
+      </w:pPr>
+      <w:r>
+        <w:rPr>
+          <w:rFonts w:ascii="Lato" w:hAnsi="Lato" w:cs="Lato"/>
+          <w:sz w:val="21"/>
+          <w:szCs w:val="21"/>
+          <w:b/>
+          <w:color w:val="111111"/>
+        </w:rPr>
+        <w:t xml:space="preserve">Knowledge Exchange for Resilience, Arizona State University</w:t>
+      </w:r>
+      <w:r>
+        <w:tab/>
+      </w:r>
+      <w:r>
+        <w:rPr>
+          <w:rFonts w:ascii="Lato" w:hAnsi="Lato" w:cs="Lato"/>
+          <w:sz w:val="21"/>
+          <w:szCs w:val="21"/>
+          <w:b/>
+          <w:color w:val="111111"/>
+        </w:rPr>
+        <w:t xml:space="preserve">06/2024 - 08/2024</w:t>
+      </w:r>
+    </w:p>
+    <w:p>
+      <w:pPr>
+        <w:keepNext/>
+        <w:tabs>
+          <w:tab w:val="right" w:pos="10656"/>
+        </w:tabs>
+        <w:spacing w:before="0" w:after="10" w:line="248" w:lineRule="exact"/>
+      </w:pPr>
+      <w:r>
+        <w:rPr>
+          <w:rFonts w:ascii="Lato" w:hAnsi="Lato" w:cs="Lato"/>
+          <w:sz w:val="21"/>
+          <w:szCs w:val="21"/>
+          <w:i/>
+          <w:color w:val="111111"/>
+        </w:rPr>
+        <w:t xml:space="preserve">Data Research Aide</w:t>
+      </w:r>
+      <w:r>
+        <w:tab/>
+      </w:r>
+      <w:r>
+        <w:rPr>
+          <w:rFonts w:ascii="Lato" w:hAnsi="Lato" w:cs="Lato"/>
+          <w:sz w:val="21"/>
+          <w:szCs w:val="21"/>
+          <w:i/>
+          <w:color w:val="111111"/>
+        </w:rPr>
+        <w:t xml:space="preserve">Phoenix, AZ</w:t>
       </w:r>
     </w:p>
     <w:p>
@@ -598,7 +695,40 @@
           <w:szCs w:val="21"/>
           <w:color w:val="111111"/>
         </w:rPr>
-        <w:t xml:space="preserve">Reduced transcript-analysis time from four hours to 15 minutes using a Neo4j knowledge graph and validated Cypher queries.</w:t>
+        <w:t xml:space="preserve">Built an idempotent ETL pipeline for 10,000+ researcher profiles daily, using PostgreSQL natural-key upserts to prevent duplicates after partial failures.</w:t>
+      </w:r>
+    </w:p>
+    <w:p>
+      <w:pPr>
+        <w:spacing w:before="0" w:after="10" w:line="248" w:lineRule="exact"/>
+        <w:ind w:left="200" w:hanging="200"/>
+      </w:pPr>
+      <w:r>
+        <w:rPr>
+          <w:rFonts w:ascii="Lato" w:hAnsi="Lato" w:cs="Lato"/>
+          <w:sz w:val="21"/>
+          <w:szCs w:val="21"/>
+          <w:color w:val="111111"/>
+        </w:rPr>
+        <w:t xml:space="preserve">•</w:t>
+      </w:r>
+      <w:r>
+        <w:rPr>
+          <w:rFonts w:ascii="Lato" w:hAnsi="Lato" w:cs="Lato"/>
+          <w:sz w:val="21"/>
+          <w:szCs w:val="21"/>
+          <w:color w:val="111111"/>
+        </w:rPr>
+        <w:t xml:space="preserve">  </w:t>
+      </w:r>
+      <w:r>
+        <w:rPr>
+          <w:rFonts w:ascii="Lato" w:hAnsi="Lato" w:cs="Lato"/>
+          <w:sz w:val="21"/>
+          <w:szCs w:val="21"/>
+          <w:color w:val="111111"/>
+        </w:rPr>
+        <w:t xml:space="preserve">Put data-quality gates in PostgreSQL, with uniqueness, not-null and range constraints, so bad rows fail at ingestion; dataset accuracy rose to 95%.</w:t>
       </w:r>
     </w:p>
     <w:p>
@@ -617,52 +747,52 @@
           <w:b/>
           <w:color w:val="111111"/>
         </w:rPr>
-        <w:t xml:space="preserve">Knowledge Exchange for Resilience, Arizona State University</w:t>
-      </w:r>
-      <w:r>
-        <w:tab/>
-      </w:r>
-      <w:r>
-        <w:rPr>
-          <w:rFonts w:ascii="Lato" w:hAnsi="Lato" w:cs="Lato"/>
-          <w:sz w:val="21"/>
-          <w:szCs w:val="21"/>
-          <w:b/>
-          <w:color w:val="111111"/>
-        </w:rPr>
-        <w:t xml:space="preserve">06/2024 - 08/2024</w:t>
-      </w:r>
-    </w:p>
-    <w:p>
-      <w:pPr>
-        <w:keepNext/>
-        <w:tabs>
-          <w:tab w:val="right" w:pos="10656"/>
-        </w:tabs>
-        <w:spacing w:before="0" w:after="10" w:line="248" w:lineRule="exact"/>
-      </w:pPr>
-      <w:r>
-        <w:rPr>
-          <w:rFonts w:ascii="Lato" w:hAnsi="Lato" w:cs="Lato"/>
-          <w:sz w:val="21"/>
-          <w:szCs w:val="21"/>
-          <w:i/>
-          <w:color w:val="111111"/>
-        </w:rPr>
-        <w:t xml:space="preserve">Data Research Aide</w:t>
-      </w:r>
-      <w:r>
-        <w:tab/>
-      </w:r>
-      <w:r>
-        <w:rPr>
-          <w:rFonts w:ascii="Lato" w:hAnsi="Lato" w:cs="Lato"/>
-          <w:sz w:val="21"/>
-          <w:szCs w:val="21"/>
-          <w:i/>
-          <w:color w:val="111111"/>
-        </w:rPr>
-        <w:t xml:space="preserve">Phoenix, AZ</w:t>
+        <w:t xml:space="preserve">Zeus Learning</w:t>
+      </w:r>
+      <w:r>
+        <w:tab/>
+      </w:r>
+      <w:r>
+        <w:rPr>
+          <w:rFonts w:ascii="Lato" w:hAnsi="Lato" w:cs="Lato"/>
+          <w:sz w:val="21"/>
+          <w:szCs w:val="21"/>
+          <w:b/>
+          <w:color w:val="111111"/>
+        </w:rPr>
+        <w:t xml:space="preserve">01/2022 - 07/2023</w:t>
+      </w:r>
+    </w:p>
+    <w:p>
+      <w:pPr>
+        <w:keepNext/>
+        <w:tabs>
+          <w:tab w:val="right" w:pos="10656"/>
+        </w:tabs>
+        <w:spacing w:before="0" w:after="10" w:line="248" w:lineRule="exact"/>
+      </w:pPr>
+      <w:r>
+        <w:rPr>
+          <w:rFonts w:ascii="Lato" w:hAnsi="Lato" w:cs="Lato"/>
+          <w:sz w:val="21"/>
+          <w:szCs w:val="21"/>
+          <w:i/>
+          <w:color w:val="111111"/>
+        </w:rPr>
+        <w:t xml:space="preserve">Software Engineer</w:t>
+      </w:r>
+      <w:r>
+        <w:tab/>
+      </w:r>
+      <w:r>
+        <w:rPr>
+          <w:rFonts w:ascii="Lato" w:hAnsi="Lato" w:cs="Lato"/>
+          <w:sz w:val="21"/>
+          <w:szCs w:val="21"/>
+          <w:i/>
+          <w:color w:val="111111"/>
+        </w:rPr>
+        <w:t xml:space="preserve">Mumbai, India</w:t>
       </w:r>
     </w:p>
     <w:p>
@@ -695,203 +825,7 @@
           <w:szCs w:val="21"/>
           <w:color w:val="111111"/>
         </w:rPr>
-        <w:t xml:space="preserve">Built 20+ REST APIs in .NET 8 and an ETL pipeline ingesting 10,000+ researcher profiles daily into PostgreSQL.</w:t>
-      </w:r>
-    </w:p>
-    <w:p>
-      <w:pPr>
-        <w:spacing w:before="0" w:after="10" w:line="248" w:lineRule="exact"/>
-        <w:ind w:left="200" w:hanging="200"/>
-      </w:pPr>
-      <w:r>
-        <w:rPr>
-          <w:rFonts w:ascii="Lato" w:hAnsi="Lato" w:cs="Lato"/>
-          <w:sz w:val="21"/>
-          <w:szCs w:val="21"/>
-          <w:color w:val="111111"/>
-        </w:rPr>
-        <w:t xml:space="preserve">•</w:t>
-      </w:r>
-      <w:r>
-        <w:rPr>
-          <w:rFonts w:ascii="Lato" w:hAnsi="Lato" w:cs="Lato"/>
-          <w:sz w:val="21"/>
-          <w:szCs w:val="21"/>
-          <w:color w:val="111111"/>
-        </w:rPr>
-        <w:t xml:space="preserve">  </w:t>
-      </w:r>
-      <w:r>
-        <w:rPr>
-          <w:rFonts w:ascii="Lato" w:hAnsi="Lato" w:cs="Lato"/>
-          <w:sz w:val="21"/>
-          <w:szCs w:val="21"/>
-          <w:color w:val="111111"/>
-        </w:rPr>
-        <w:t xml:space="preserve">Made ETL reruns idempotent through natural-key upserts, preventing duplicate records after partial failures.</w:t>
-      </w:r>
-    </w:p>
-    <w:p>
-      <w:pPr>
-        <w:spacing w:before="0" w:after="10" w:line="248" w:lineRule="exact"/>
-        <w:ind w:left="200" w:hanging="200"/>
-      </w:pPr>
-      <w:r>
-        <w:rPr>
-          <w:rFonts w:ascii="Lato" w:hAnsi="Lato" w:cs="Lato"/>
-          <w:sz w:val="21"/>
-          <w:szCs w:val="21"/>
-          <w:color w:val="111111"/>
-        </w:rPr>
-        <w:t xml:space="preserve">•</w:t>
-      </w:r>
-      <w:r>
-        <w:rPr>
-          <w:rFonts w:ascii="Lato" w:hAnsi="Lato" w:cs="Lato"/>
-          <w:sz w:val="21"/>
-          <w:szCs w:val="21"/>
-          <w:color w:val="111111"/>
-        </w:rPr>
-        <w:t xml:space="preserve">  </w:t>
-      </w:r>
-      <w:r>
-        <w:rPr>
-          <w:rFonts w:ascii="Lato" w:hAnsi="Lato" w:cs="Lato"/>
-          <w:sz w:val="21"/>
-          <w:szCs w:val="21"/>
-          <w:color w:val="111111"/>
-        </w:rPr>
-        <w:t xml:space="preserve">Enforced uniqueness, not-null and range constraints in PostgreSQL to reject invalid records during ingestion.</w:t>
-      </w:r>
-    </w:p>
-    <w:p>
-      <w:pPr>
-        <w:keepNext/>
-        <w:tabs>
-          <w:tab w:val="right" w:pos="10656"/>
-        </w:tabs>
-        <w:spacing w:before="60" w:after="0" w:line="248" w:lineRule="exact"/>
-      </w:pPr>
-      <w:r>
-        <w:rPr>
-          <w:rFonts w:ascii="Lato" w:hAnsi="Lato" w:cs="Lato"/>
-          <w:sz w:val="21"/>
-          <w:szCs w:val="21"/>
-          <w:b/>
-          <w:color w:val="111111"/>
-        </w:rPr>
-        <w:t xml:space="preserve">Zeus Learning</w:t>
-      </w:r>
-      <w:r>
-        <w:tab/>
-      </w:r>
-      <w:r>
-        <w:rPr>
-          <w:rFonts w:ascii="Lato" w:hAnsi="Lato" w:cs="Lato"/>
-          <w:sz w:val="21"/>
-          <w:szCs w:val="21"/>
-          <w:b/>
-          <w:color w:val="111111"/>
-        </w:rPr>
-        <w:t xml:space="preserve">01/2022 - 07/2023</w:t>
-      </w:r>
-    </w:p>
-    <w:p>
-      <w:pPr>
-        <w:keepNext/>
-        <w:tabs>
-          <w:tab w:val="right" w:pos="10656"/>
-        </w:tabs>
-        <w:spacing w:before="0" w:after="10" w:line="248" w:lineRule="exact"/>
-      </w:pPr>
-      <w:r>
-        <w:rPr>
-          <w:rFonts w:ascii="Lato" w:hAnsi="Lato" w:cs="Lato"/>
-          <w:sz w:val="21"/>
-          <w:szCs w:val="21"/>
-          <w:i/>
-          <w:color w:val="111111"/>
-        </w:rPr>
-        <w:t xml:space="preserve">Software Engineer</w:t>
-      </w:r>
-      <w:r>
-        <w:tab/>
-      </w:r>
-      <w:r>
-        <w:rPr>
-          <w:rFonts w:ascii="Lato" w:hAnsi="Lato" w:cs="Lato"/>
-          <w:sz w:val="21"/>
-          <w:szCs w:val="21"/>
-          <w:i/>
-          <w:color w:val="111111"/>
-        </w:rPr>
-        <w:t xml:space="preserve">Mumbai, India</w:t>
-      </w:r>
-    </w:p>
-    <w:p>
-      <w:pPr>
-        <w:spacing w:before="0" w:after="10" w:line="248" w:lineRule="exact"/>
-        <w:ind w:left="200" w:hanging="200"/>
-      </w:pPr>
-      <w:r>
-        <w:rPr>
-          <w:rFonts w:ascii="Lato" w:hAnsi="Lato" w:cs="Lato"/>
-          <w:sz w:val="21"/>
-          <w:szCs w:val="21"/>
-          <w:color w:val="111111"/>
-        </w:rPr>
-        <w:t xml:space="preserve">•</w:t>
-      </w:r>
-      <w:r>
-        <w:rPr>
-          <w:rFonts w:ascii="Lato" w:hAnsi="Lato" w:cs="Lato"/>
-          <w:sz w:val="21"/>
-          <w:szCs w:val="21"/>
-          <w:color w:val="111111"/>
-        </w:rPr>
-        <w:t xml:space="preserve">  </w:t>
-      </w:r>
-      <w:r>
-        <w:rPr>
-          <w:rFonts w:ascii="Lato" w:hAnsi="Lato" w:cs="Lato"/>
-          <w:sz w:val="21"/>
-          <w:szCs w:val="21"/>
-          <w:color w:val="111111"/>
-        </w:rPr>
         <w:t xml:space="preserve">Migrated a C#/.NET monolith to Dockerized Kubernetes microservices, reducing infrastructure cost 20% and resource footprint 35%.</w:t>
-      </w:r>
-    </w:p>
-    <w:p>
-      <w:pPr>
-        <w:spacing w:before="0" w:after="10" w:line="248" w:lineRule="exact"/>
-        <w:ind w:left="200" w:hanging="200"/>
-      </w:pPr>
-      <w:r>
-        <w:rPr>
-          <w:rFonts w:ascii="Lato" w:hAnsi="Lato" w:cs="Lato"/>
-          <w:sz w:val="21"/>
-          <w:szCs w:val="21"/>
-          <w:color w:val="111111"/>
-        </w:rPr>
-        <w:t xml:space="preserve">•</w:t>
-      </w:r>
-      <w:r>
-        <w:rPr>
-          <w:rFonts w:ascii="Lato" w:hAnsi="Lato" w:cs="Lato"/>
-          <w:sz w:val="21"/>
-          <w:szCs w:val="21"/>
-          <w:color w:val="111111"/>
-        </w:rPr>
-        <w:t xml:space="preserve">  </w:t>
-      </w:r>
-      <w:r>
-        <w:rPr>
-          <w:rFonts w:ascii="Lato" w:hAnsi="Lato" w:cs="Lato"/>
-          <w:sz w:val="21"/>
-          <w:szCs w:val="21"/>
-          <w:color w:val="111111"/>
-        </w:rPr>
-        <w:t xml:space="preserve">Improved student-listing performance 30% with pagination and S3 asset delivery; reduced class-detail latency 10% through SQL query rewrites.</w:t>
       </w:r>
     </w:p>
     <w:p>
@@ -1018,55 +952,55 @@
           <w:szCs w:val="21"/>
           <w:color w:val="111111"/>
         </w:rPr>
-        <w:t xml:space="preserve">Python, SQL, TypeScript, PostgreSQL, DuckDB, S3, Lance, Redis</w:t>
-      </w:r>
-    </w:p>
-    <w:p>
-      <w:pPr>
-        <w:spacing w:before="0" w:after="10" w:line="248" w:lineRule="exact"/>
-      </w:pPr>
-      <w:r>
-        <w:rPr>
-          <w:rFonts w:ascii="Lato" w:hAnsi="Lato" w:cs="Lato"/>
-          <w:sz w:val="21"/>
-          <w:szCs w:val="21"/>
-          <w:b/>
-          <w:color w:val="111111"/>
-        </w:rPr>
-        <w:t xml:space="preserve">Pipelines: </w:t>
-      </w:r>
-      <w:r>
-        <w:rPr>
-          <w:rFonts w:ascii="Lato" w:hAnsi="Lato" w:cs="Lato"/>
-          <w:sz w:val="21"/>
-          <w:szCs w:val="21"/>
-          <w:color w:val="111111"/>
-        </w:rPr>
-        <w:t xml:space="preserve">ETL, Step Functions, Lambda, GCP Cloud Run, FastAPI</w:t>
-      </w:r>
-    </w:p>
-    <w:p>
-      <w:pPr>
-        <w:spacing w:before="0" w:after="10" w:line="248" w:lineRule="exact"/>
-      </w:pPr>
-      <w:r>
-        <w:rPr>
-          <w:rFonts w:ascii="Lato" w:hAnsi="Lato" w:cs="Lato"/>
-          <w:sz w:val="21"/>
-          <w:szCs w:val="21"/>
-          <w:b/>
-          <w:color w:val="111111"/>
-        </w:rPr>
-        <w:t xml:space="preserve">Quality &amp; Deployment: </w:t>
-      </w:r>
-      <w:r>
-        <w:rPr>
-          <w:rFonts w:ascii="Lato" w:hAnsi="Lato" w:cs="Lato"/>
-          <w:sz w:val="21"/>
-          <w:szCs w:val="21"/>
-          <w:color w:val="111111"/>
-        </w:rPr>
-        <w:t xml:space="preserve">Data validation, idempotent processing, Docker, Kubernetes, CI/CD, pytest</w:t>
+        <w:t xml:space="preserve">Python, SQL, TypeScript, S3, PostgreSQL, DuckDB, Lance, Firestore, Redis</w:t>
+      </w:r>
+    </w:p>
+    <w:p>
+      <w:pPr>
+        <w:spacing w:before="0" w:after="10" w:line="248" w:lineRule="exact"/>
+      </w:pPr>
+      <w:r>
+        <w:rPr>
+          <w:rFonts w:ascii="Lato" w:hAnsi="Lato" w:cs="Lato"/>
+          <w:sz w:val="21"/>
+          <w:szCs w:val="21"/>
+          <w:b/>
+          <w:color w:val="111111"/>
+        </w:rPr>
+        <w:t xml:space="preserve">Pipelines &amp; Orchestration: </w:t>
+      </w:r>
+      <w:r>
+        <w:rPr>
+          <w:rFonts w:ascii="Lato" w:hAnsi="Lato" w:cs="Lato"/>
+          <w:sz w:val="21"/>
+          <w:szCs w:val="21"/>
+          <w:color w:val="111111"/>
+        </w:rPr>
+        <w:t xml:space="preserve">ETL, AWS Step Functions (Distributed Map), Lambda, SQS, Cloud Run Jobs, Cloud Scheduler, Playwright</w:t>
+      </w:r>
+    </w:p>
+    <w:p>
+      <w:pPr>
+        <w:spacing w:before="0" w:after="10" w:line="248" w:lineRule="exact"/>
+      </w:pPr>
+      <w:r>
+        <w:rPr>
+          <w:rFonts w:ascii="Lato" w:hAnsi="Lato" w:cs="Lato"/>
+          <w:sz w:val="21"/>
+          <w:szCs w:val="21"/>
+          <w:b/>
+          <w:color w:val="111111"/>
+        </w:rPr>
+        <w:t xml:space="preserve">Data Quality &amp; Ops: </w:t>
+      </w:r>
+      <w:r>
+        <w:rPr>
+          <w:rFonts w:ascii="Lato" w:hAnsi="Lato" w:cs="Lato"/>
+          <w:sz w:val="21"/>
+          <w:szCs w:val="21"/>
+          <w:color w:val="111111"/>
+        </w:rPr>
+        <w:t xml:space="preserve">Data validation, data lineage, schema inference, idempotent reprocessing, entity resolution, CI checks, Docker, pytest</w:t>
       </w:r>
     </w:p>
     <w:p>

--- a/resume/roles/data-engineer/Archit_Agrawal_Data_Engineer.docx
+++ b/resume/roles/data-engineer/Archit_Agrawal_Data_Engineer.docx
@@ -473,39 +473,6 @@
     </w:p>
     <w:p>
       <w:pPr>
-        <w:spacing w:before="0" w:after="10" w:line="248" w:lineRule="exact"/>
-        <w:ind w:left="200" w:hanging="200"/>
-      </w:pPr>
-      <w:r>
-        <w:rPr>
-          <w:rFonts w:ascii="Lato" w:hAnsi="Lato" w:cs="Lato"/>
-          <w:sz w:val="21"/>
-          <w:szCs w:val="21"/>
-          <w:color w:val="111111"/>
-        </w:rPr>
-        <w:t xml:space="preserve">•</w:t>
-      </w:r>
-      <w:r>
-        <w:rPr>
-          <w:rFonts w:ascii="Lato" w:hAnsi="Lato" w:cs="Lato"/>
-          <w:sz w:val="21"/>
-          <w:szCs w:val="21"/>
-          <w:color w:val="111111"/>
-        </w:rPr>
-        <w:t xml:space="preserve">  </w:t>
-      </w:r>
-      <w:r>
-        <w:rPr>
-          <w:rFonts w:ascii="Lato" w:hAnsi="Lato" w:cs="Lato"/>
-          <w:sz w:val="21"/>
-          <w:szCs w:val="21"/>
-          <w:color w:val="111111"/>
-        </w:rPr>
-        <w:t xml:space="preserve">Built a Cloud Scheduler reprocessing loop that refreshes the most-stale sources first, tracking reprocess time and count per entity.</w:t>
-      </w:r>
-    </w:p>
-    <w:p>
-      <w:pPr>
         <w:keepNext/>
         <w:tabs>
           <w:tab w:val="right" w:pos="10656"/>
@@ -863,20 +830,20 @@
           <w:b/>
           <w:color w:val="111111"/>
         </w:rPr>
-        <w:t xml:space="preserve">Image Recognition as a Service</w:t>
-      </w:r>
-      <w:r>
-        <w:tab/>
-      </w:r>
-      <w:r>
-        <w:rPr>
-          <w:rFonts w:ascii="Lato" w:hAnsi="Lato" w:cs="Lato"/>
-          <w:sz w:val="21"/>
-          <w:szCs w:val="21"/>
-          <w:b/>
-          <w:color w:val="111111"/>
-        </w:rPr>
-        <w:t xml:space="preserve">01/2024 - 02/2024</w:t>
+        <w:t xml:space="preserve">Clash Royale Analytics</w:t>
+      </w:r>
+      <w:r>
+        <w:tab/>
+      </w:r>
+      <w:r>
+        <w:rPr>
+          <w:rFonts w:ascii="Lato" w:hAnsi="Lato" w:cs="Lato"/>
+          <w:sz w:val="21"/>
+          <w:szCs w:val="21"/>
+          <w:b/>
+          <w:color w:val="111111"/>
+        </w:rPr>
+        <w:t xml:space="preserve">2025</w:t>
       </w:r>
     </w:p>
     <w:p>
@@ -909,7 +876,7 @@
           <w:szCs w:val="21"/>
           <w:color w:val="111111"/>
         </w:rPr>
-        <w:t xml:space="preserve">Built an AWS EC2/SQS image-processing service with queue-based scaling, asynchronous results and idempotent workers for safe message retries.</w:t>
+        <w:t xml:space="preserve">Built a scheduled ETL pipeline that dedupes battle data, loads incrementally and runs backfills without blocking the live cron, with Vitest coverage per stage.</w:t>
       </w:r>
     </w:p>
     <w:p>
@@ -952,7 +919,7 @@
           <w:szCs w:val="21"/>
           <w:color w:val="111111"/>
         </w:rPr>
-        <w:t xml:space="preserve">Python, SQL, TypeScript, S3, PostgreSQL, DuckDB, Lance, Firestore, Redis</w:t>
+        <w:t xml:space="preserve">Python, SQL, TypeScript, S3, PostgreSQL, MySQL, DuckDB, DynamoDB, Firestore, Redis, SQLite</w:t>
       </w:r>
     </w:p>
     <w:p>
@@ -976,31 +943,55 @@
           <w:szCs w:val="21"/>
           <w:color w:val="111111"/>
         </w:rPr>
-        <w:t xml:space="preserve">ETL, AWS Step Functions (Distributed Map), Lambda, SQS, Cloud Run Jobs, Cloud Scheduler, Playwright</w:t>
-      </w:r>
-    </w:p>
-    <w:p>
-      <w:pPr>
-        <w:spacing w:before="0" w:after="10" w:line="248" w:lineRule="exact"/>
-      </w:pPr>
-      <w:r>
-        <w:rPr>
-          <w:rFonts w:ascii="Lato" w:hAnsi="Lato" w:cs="Lato"/>
-          <w:sz w:val="21"/>
-          <w:szCs w:val="21"/>
-          <w:b/>
-          <w:color w:val="111111"/>
-        </w:rPr>
-        <w:t xml:space="preserve">Data Quality &amp; Ops: </w:t>
-      </w:r>
-      <w:r>
-        <w:rPr>
-          <w:rFonts w:ascii="Lato" w:hAnsi="Lato" w:cs="Lato"/>
-          <w:sz w:val="21"/>
-          <w:szCs w:val="21"/>
-          <w:color w:val="111111"/>
-        </w:rPr>
-        <w:t xml:space="preserve">Data validation, data lineage, schema inference, idempotent reprocessing, entity resolution, CI checks, Docker, pytest</w:t>
+        <w:t xml:space="preserve">ETL, incremental loads, backfills, AWS Step Functions, Lambda, SQS, Cloud Run Jobs, Cloud Scheduler, Cloudflare Workers</w:t>
+      </w:r>
+    </w:p>
+    <w:p>
+      <w:pPr>
+        <w:spacing w:before="0" w:after="10" w:line="248" w:lineRule="exact"/>
+      </w:pPr>
+      <w:r>
+        <w:rPr>
+          <w:rFonts w:ascii="Lato" w:hAnsi="Lato" w:cs="Lato"/>
+          <w:sz w:val="21"/>
+          <w:szCs w:val="21"/>
+          <w:b/>
+          <w:color w:val="111111"/>
+        </w:rPr>
+        <w:t xml:space="preserve">Data Modeling &amp; Quality: </w:t>
+      </w:r>
+      <w:r>
+        <w:rPr>
+          <w:rFonts w:ascii="Lato" w:hAnsi="Lato" w:cs="Lato"/>
+          <w:sz w:val="21"/>
+          <w:szCs w:val="21"/>
+          <w:color w:val="111111"/>
+        </w:rPr>
+        <w:t xml:space="preserve">Data modeling, fact tables, data warehousing, data validation, data lineage, schema inference, deduplication, entity resolution</w:t>
+      </w:r>
+    </w:p>
+    <w:p>
+      <w:pPr>
+        <w:spacing w:before="0" w:after="10" w:line="248" w:lineRule="exact"/>
+      </w:pPr>
+      <w:r>
+        <w:rPr>
+          <w:rFonts w:ascii="Lato" w:hAnsi="Lato" w:cs="Lato"/>
+          <w:sz w:val="21"/>
+          <w:szCs w:val="21"/>
+          <w:b/>
+          <w:color w:val="111111"/>
+        </w:rPr>
+        <w:t xml:space="preserve">DevOps: </w:t>
+      </w:r>
+      <w:r>
+        <w:rPr>
+          <w:rFonts w:ascii="Lato" w:hAnsi="Lato" w:cs="Lato"/>
+          <w:sz w:val="21"/>
+          <w:szCs w:val="21"/>
+          <w:color w:val="111111"/>
+        </w:rPr>
+        <w:t xml:space="preserve">Docker, Kubernetes, GitHub Actions, CI/CD, pytest, Vitest</w:t>
       </w:r>
     </w:p>
     <w:p>
